--- a/tillsyn/A 41372-2025 tillsynsbegäran.docx
+++ b/tillsyn/A 41372-2025 tillsynsbegäran.docx
@@ -959,7 +959,7 @@
     <w:r>
       <w:tab/>
       <w:tab/>
-      <w:t>2025-09-22</w:t>
+      <w:t>2025-09-23</w:t>
       <w:br/>
       <w:br/>
     </w:r>

--- a/tillsyn/A 41372-2025 tillsynsbegäran.docx
+++ b/tillsyn/A 41372-2025 tillsynsbegäran.docx
@@ -959,7 +959,7 @@
     <w:r>
       <w:tab/>
       <w:tab/>
-      <w:t>2025-09-23</w:t>
+      <w:t>2025-09-24</w:t>
       <w:br/>
       <w:br/>
     </w:r>

--- a/tillsyn/A 41372-2025 tillsynsbegäran.docx
+++ b/tillsyn/A 41372-2025 tillsynsbegäran.docx
@@ -959,7 +959,7 @@
     <w:r>
       <w:tab/>
       <w:tab/>
-      <w:t>2025-09-24</w:t>
+      <w:t>2025-09-25</w:t>
       <w:br/>
       <w:br/>
     </w:r>

--- a/tillsyn/A 41372-2025 tillsynsbegäran.docx
+++ b/tillsyn/A 41372-2025 tillsynsbegäran.docx
@@ -959,7 +959,7 @@
     <w:r>
       <w:tab/>
       <w:tab/>
-      <w:t>2025-09-25</w:t>
+      <w:t>2025-09-26</w:t>
       <w:br/>
       <w:br/>
     </w:r>

--- a/tillsyn/A 41372-2025 tillsynsbegäran.docx
+++ b/tillsyn/A 41372-2025 tillsynsbegäran.docx
@@ -959,7 +959,7 @@
     <w:r>
       <w:tab/>
       <w:tab/>
-      <w:t>2025-09-26</w:t>
+      <w:t>2025-09-27</w:t>
       <w:br/>
       <w:br/>
     </w:r>

--- a/tillsyn/A 41372-2025 tillsynsbegäran.docx
+++ b/tillsyn/A 41372-2025 tillsynsbegäran.docx
@@ -959,7 +959,7 @@
     <w:r>
       <w:tab/>
       <w:tab/>
-      <w:t>2025-09-27</w:t>
+      <w:t>2025-09-28</w:t>
       <w:br/>
       <w:br/>
     </w:r>

--- a/tillsyn/A 41372-2025 tillsynsbegäran.docx
+++ b/tillsyn/A 41372-2025 tillsynsbegäran.docx
@@ -959,7 +959,7 @@
     <w:r>
       <w:tab/>
       <w:tab/>
-      <w:t>2025-09-28</w:t>
+      <w:t>2025-09-29</w:t>
       <w:br/>
       <w:br/>
     </w:r>

--- a/tillsyn/A 41372-2025 tillsynsbegäran.docx
+++ b/tillsyn/A 41372-2025 tillsynsbegäran.docx
@@ -959,7 +959,7 @@
     <w:r>
       <w:tab/>
       <w:tab/>
-      <w:t>2025-09-29</w:t>
+      <w:t>2025-09-30</w:t>
       <w:br/>
       <w:br/>
     </w:r>

--- a/tillsyn/A 41372-2025 tillsynsbegäran.docx
+++ b/tillsyn/A 41372-2025 tillsynsbegäran.docx
@@ -959,7 +959,7 @@
     <w:r>
       <w:tab/>
       <w:tab/>
-      <w:t>2025-09-30</w:t>
+      <w:t>2025-10-01</w:t>
       <w:br/>
       <w:br/>
     </w:r>

--- a/tillsyn/A 41372-2025 tillsynsbegäran.docx
+++ b/tillsyn/A 41372-2025 tillsynsbegäran.docx
@@ -959,7 +959,7 @@
     <w:r>
       <w:tab/>
       <w:tab/>
-      <w:t>2025-10-01</w:t>
+      <w:t>2025-10-02</w:t>
       <w:br/>
       <w:br/>
     </w:r>

--- a/tillsyn/A 41372-2025 tillsynsbegäran.docx
+++ b/tillsyn/A 41372-2025 tillsynsbegäran.docx
@@ -959,7 +959,7 @@
     <w:r>
       <w:tab/>
       <w:tab/>
-      <w:t>2025-10-02</w:t>
+      <w:t>2025-10-03</w:t>
       <w:br/>
       <w:br/>
     </w:r>

--- a/tillsyn/A 41372-2025 tillsynsbegäran.docx
+++ b/tillsyn/A 41372-2025 tillsynsbegäran.docx
@@ -959,7 +959,7 @@
     <w:r>
       <w:tab/>
       <w:tab/>
-      <w:t>2025-10-03</w:t>
+      <w:t>2025-10-04</w:t>
       <w:br/>
       <w:br/>
     </w:r>

--- a/tillsyn/A 41372-2025 tillsynsbegäran.docx
+++ b/tillsyn/A 41372-2025 tillsynsbegäran.docx
@@ -959,7 +959,7 @@
     <w:r>
       <w:tab/>
       <w:tab/>
-      <w:t>2025-10-04</w:t>
+      <w:t>2025-10-05</w:t>
       <w:br/>
       <w:br/>
     </w:r>

--- a/tillsyn/A 41372-2025 tillsynsbegäran.docx
+++ b/tillsyn/A 41372-2025 tillsynsbegäran.docx
@@ -959,7 +959,7 @@
     <w:r>
       <w:tab/>
       <w:tab/>
-      <w:t>2025-10-05</w:t>
+      <w:t>2025-10-06</w:t>
       <w:br/>
       <w:br/>
     </w:r>

--- a/tillsyn/A 41372-2025 tillsynsbegäran.docx
+++ b/tillsyn/A 41372-2025 tillsynsbegäran.docx
@@ -959,7 +959,7 @@
     <w:r>
       <w:tab/>
       <w:tab/>
-      <w:t>2025-10-06</w:t>
+      <w:t>2025-10-07</w:t>
       <w:br/>
       <w:br/>
     </w:r>

--- a/tillsyn/A 41372-2025 tillsynsbegäran.docx
+++ b/tillsyn/A 41372-2025 tillsynsbegäran.docx
@@ -959,7 +959,7 @@
     <w:r>
       <w:tab/>
       <w:tab/>
-      <w:t>2025-10-07</w:t>
+      <w:t>2025-10-08</w:t>
       <w:br/>
       <w:br/>
     </w:r>

--- a/tillsyn/A 41372-2025 tillsynsbegäran.docx
+++ b/tillsyn/A 41372-2025 tillsynsbegäran.docx
@@ -959,7 +959,7 @@
     <w:r>
       <w:tab/>
       <w:tab/>
-      <w:t>2025-10-08</w:t>
+      <w:t>2025-10-09</w:t>
       <w:br/>
       <w:br/>
     </w:r>

--- a/tillsyn/A 41372-2025 tillsynsbegäran.docx
+++ b/tillsyn/A 41372-2025 tillsynsbegäran.docx
@@ -959,7 +959,7 @@
     <w:r>
       <w:tab/>
       <w:tab/>
-      <w:t>2025-10-09</w:t>
+      <w:t>2025-10-10</w:t>
       <w:br/>
       <w:br/>
     </w:r>

--- a/tillsyn/A 41372-2025 tillsynsbegäran.docx
+++ b/tillsyn/A 41372-2025 tillsynsbegäran.docx
@@ -959,7 +959,7 @@
     <w:r>
       <w:tab/>
       <w:tab/>
-      <w:t>2025-10-10</w:t>
+      <w:t>2025-10-11</w:t>
       <w:br/>
       <w:br/>
     </w:r>

--- a/tillsyn/A 41372-2025 tillsynsbegäran.docx
+++ b/tillsyn/A 41372-2025 tillsynsbegäran.docx
@@ -959,7 +959,7 @@
     <w:r>
       <w:tab/>
       <w:tab/>
-      <w:t>2025-10-16</w:t>
+      <w:t>2025-10-17</w:t>
       <w:br/>
       <w:br/>
     </w:r>

--- a/tillsyn/A 41372-2025 tillsynsbegäran.docx
+++ b/tillsyn/A 41372-2025 tillsynsbegäran.docx
@@ -959,7 +959,7 @@
     <w:r>
       <w:tab/>
       <w:tab/>
-      <w:t>2025-10-17</w:t>
+      <w:t>2025-10-18</w:t>
       <w:br/>
       <w:br/>
     </w:r>

--- a/tillsyn/A 41372-2025 tillsynsbegäran.docx
+++ b/tillsyn/A 41372-2025 tillsynsbegäran.docx
@@ -959,7 +959,7 @@
     <w:r>
       <w:tab/>
       <w:tab/>
-      <w:t>2025-10-18</w:t>
+      <w:t>2025-10-19</w:t>
       <w:br/>
       <w:br/>
     </w:r>

--- a/tillsyn/A 41372-2025 tillsynsbegäran.docx
+++ b/tillsyn/A 41372-2025 tillsynsbegäran.docx
@@ -959,7 +959,7 @@
     <w:r>
       <w:tab/>
       <w:tab/>
-      <w:t>2025-10-19</w:t>
+      <w:t>2025-10-20</w:t>
       <w:br/>
       <w:br/>
     </w:r>

--- a/tillsyn/A 41372-2025 tillsynsbegäran.docx
+++ b/tillsyn/A 41372-2025 tillsynsbegäran.docx
@@ -959,7 +959,7 @@
     <w:r>
       <w:tab/>
       <w:tab/>
-      <w:t>2025-10-20</w:t>
+      <w:t>2025-10-21</w:t>
       <w:br/>
       <w:br/>
     </w:r>

--- a/tillsyn/A 41372-2025 tillsynsbegäran.docx
+++ b/tillsyn/A 41372-2025 tillsynsbegäran.docx
@@ -183,7 +183,7 @@
         <w:t>Pucciniastrum goodyerae</w:t>
       </w:r>
       <w:r>
-        <w:t xml:space="preserve"> är klassad som NE (ej bedömd) i rödlistan(SLU Artdatabanken, 2024).</w:t>
+        <w:t xml:space="preserve"> är klassad som NE (ej bedömd) i rödlistan (SLU Artdatabanken, 2024).</w:t>
       </w:r>
     </w:p>
     <w:p>
@@ -959,7 +959,7 @@
     <w:r>
       <w:tab/>
       <w:tab/>
-      <w:t>2025-10-21</w:t>
+      <w:t>2025-10-22</w:t>
       <w:br/>
       <w:br/>
     </w:r>

--- a/tillsyn/A 41372-2025 tillsynsbegäran.docx
+++ b/tillsyn/A 41372-2025 tillsynsbegäran.docx
@@ -959,7 +959,7 @@
     <w:r>
       <w:tab/>
       <w:tab/>
-      <w:t>2025-10-22</w:t>
+      <w:t>2025-10-23</w:t>
       <w:br/>
       <w:br/>
     </w:r>

--- a/tillsyn/A 41372-2025 tillsynsbegäran.docx
+++ b/tillsyn/A 41372-2025 tillsynsbegäran.docx
@@ -35,7 +35,7 @@
     </w:p>
     <w:p>
       <w:r>
-        <w:t>I avverkningsanmälan har följande 6 naturvårdsarter hittats: knärot (VU, §8), garnlav (NT), lunglav (NT), tretåig hackspett (NT, §4), dropptaggsvamp (S) och lavskrika (§4). Av dessa är 4 rödlistade. För rödlistade arter har rödlistekategorin angivits inom parentes. Arter som är signalarter enligt Skogsstyrelsen har markerats med (S). För fridlysta arter anges även paragrafen i Artskyddsförordningen som arten är fridlyst enligt.</w:t>
+        <w:t>I avverkningsanmälan har följande 8 naturvårdsarter hittats: knärot (VU, §8), garnlav (NT), lunglav (NT), rosenticka (NT), skrovellav (NT), tretåig hackspett (NT, §4), dropptaggsvamp (S) och lavskrika (§4). Av dessa är 6 rödlistade. För rödlistade arter har rödlistekategorin angivits inom parentes. Arter som är signalarter enligt Skogsstyrelsen har markerats med (S). För fridlysta arter anges även paragrafen i Artskyddsförordningen som arten är fridlyst enligt.</w:t>
       </w:r>
     </w:p>
     <w:p>
@@ -131,6 +131,37 @@
       </w:r>
     </w:p>
     <w:p>
+      <w:r>
+        <w:rPr>
+          <w:b/>
+        </w:rPr>
+        <w:t>Rosenticka (NT)</w:t>
+      </w:r>
+      <w:r>
+        <w:t>, rödlistad som nära hotad, ingår i en karaktäristisk association av vedsvampar som växer på gamla, grova granlågor i urskogsartade barrskogar. Den är placerad i toppen av Skogsstyrelsens värdepyramid för bedömning av skog med höga naturvärden och indikerar ett granskogsekosystem med långvarig kontinuitet av grova lågor. Artens beroende av grova granlågor innebär att alla skogsskötselåtgärder på eller i omedelbar närhet av lokalerna utgör ett hot på lång sikt. Det är angeläget att populationerna inte ytterligare glesas ut och ett tillräckligt antal områden där arten nu finns måste sparas för framtiden (Nitare &amp; Skogsstyrelsen, 2019; SLU Artdatabanken, 2024).</w:t>
+      </w:r>
+    </w:p>
+    <w:p>
+      <w:r>
+        <w:rPr>
+          <w:b/>
+        </w:rPr>
+        <w:t>Skrovellav (NT)</w:t>
+      </w:r>
+      <w:r>
+        <w:t xml:space="preserve"> växer på gamla lövträd och på klippor i gamla skogar med hög och jämn luftfuktighet. Slutavverkning av kontinuitetsskog utgör det största hotet och lavens fortsatta förekomst bör säkerställas genom att lokaler med äldre skog skyddas. I områden med mycket hög luftfuktighet kan man på bålen av skrovellav finna en sällsynt parasitsvamp med rödbruna apothecier, skrovellavsknapp </w:t>
+      </w:r>
+      <w:r>
+        <w:rPr>
+          <w:i/>
+        </w:rPr>
+        <w:t>Plectocarpon scrobiculatae</w:t>
+      </w:r>
+      <w:r>
+        <w:t xml:space="preserve"> (EN) (SLU Artdatabanken, 2024; Nitare &amp; Skogsstyrelsen, 2019).</w:t>
+      </w:r>
+    </w:p>
+    <w:p>
       <w:pPr>
         <w:pStyle w:val="Heading1"/>
       </w:pPr>
@@ -188,7 +219,7 @@
     </w:p>
     <w:p>
       <w:r>
-        <w:t>I det avverkningsanmälda området finns 3 fyndplatser för knärot registrerade på Artportalen. Figur 2 visar gränserna för buffertzoner på 50 m, som behöver lämnas kring fyndplatserna för att knärotslokalerna inte ska försvinna vid en avverkning. Av det avverkningsanmälda området överlappar 1.55 ha med buffertzonerna och får av detta skäl inte avverkas.</w:t>
+        <w:t>I det avverkningsanmälda området finns 5 fyndplatser för knärot registrerade på Artportalen. Figur 2 visar gränserna för buffertzoner på 50 m, som behöver lämnas kring fyndplatserna för att knärotslokalerna inte ska försvinna vid en avverkning. Av det avverkningsanmälda området överlappar 2.29 ha med buffertzonerna och får av detta skäl inte avverkas.</w:t>
       </w:r>
     </w:p>
     <w:p>
@@ -959,7 +990,7 @@
     <w:r>
       <w:tab/>
       <w:tab/>
-      <w:t>2025-10-23</w:t>
+      <w:t>2025-10-24</w:t>
       <w:br/>
       <w:br/>
     </w:r>

--- a/tillsyn/A 41372-2025 tillsynsbegäran.docx
+++ b/tillsyn/A 41372-2025 tillsynsbegäran.docx
@@ -990,7 +990,7 @@
     <w:r>
       <w:tab/>
       <w:tab/>
-      <w:t>2025-10-24</w:t>
+      <w:t>2025-10-25</w:t>
       <w:br/>
       <w:br/>
     </w:r>

--- a/tillsyn/A 41372-2025 tillsynsbegäran.docx
+++ b/tillsyn/A 41372-2025 tillsynsbegäran.docx
@@ -990,7 +990,7 @@
     <w:r>
       <w:tab/>
       <w:tab/>
-      <w:t>2025-10-25</w:t>
+      <w:t>2025-10-26</w:t>
       <w:br/>
       <w:br/>
     </w:r>

--- a/tillsyn/A 41372-2025 tillsynsbegäran.docx
+++ b/tillsyn/A 41372-2025 tillsynsbegäran.docx
@@ -990,7 +990,7 @@
     <w:r>
       <w:tab/>
       <w:tab/>
-      <w:t>2025-10-26</w:t>
+      <w:t>2025-10-27</w:t>
       <w:br/>
       <w:br/>
     </w:r>

--- a/tillsyn/A 41372-2025 tillsynsbegäran.docx
+++ b/tillsyn/A 41372-2025 tillsynsbegäran.docx
@@ -990,7 +990,7 @@
     <w:r>
       <w:tab/>
       <w:tab/>
-      <w:t>2025-10-27</w:t>
+      <w:t>2025-10-28</w:t>
       <w:br/>
       <w:br/>
     </w:r>

--- a/tillsyn/A 41372-2025 tillsynsbegäran.docx
+++ b/tillsyn/A 41372-2025 tillsynsbegäran.docx
@@ -990,7 +990,7 @@
     <w:r>
       <w:tab/>
       <w:tab/>
-      <w:t>2025-10-28</w:t>
+      <w:t>2025-10-29</w:t>
       <w:br/>
       <w:br/>
     </w:r>

--- a/tillsyn/A 41372-2025 tillsynsbegäran.docx
+++ b/tillsyn/A 41372-2025 tillsynsbegäran.docx
@@ -990,7 +990,7 @@
     <w:r>
       <w:tab/>
       <w:tab/>
-      <w:t>2025-10-29</w:t>
+      <w:t>2025-10-30</w:t>
       <w:br/>
       <w:br/>
     </w:r>

--- a/tillsyn/A 41372-2025 tillsynsbegäran.docx
+++ b/tillsyn/A 41372-2025 tillsynsbegäran.docx
@@ -990,7 +990,7 @@
     <w:r>
       <w:tab/>
       <w:tab/>
-      <w:t>2025-10-30</w:t>
+      <w:t>2025-10-31</w:t>
       <w:br/>
       <w:br/>
     </w:r>

--- a/tillsyn/A 41372-2025 tillsynsbegäran.docx
+++ b/tillsyn/A 41372-2025 tillsynsbegäran.docx
@@ -990,7 +990,7 @@
     <w:r>
       <w:tab/>
       <w:tab/>
-      <w:t>2025-10-31</w:t>
+      <w:t>2025-11-01</w:t>
       <w:br/>
       <w:br/>
     </w:r>

--- a/tillsyn/A 41372-2025 tillsynsbegäran.docx
+++ b/tillsyn/A 41372-2025 tillsynsbegäran.docx
@@ -990,7 +990,7 @@
     <w:r>
       <w:tab/>
       <w:tab/>
-      <w:t>2025-11-01</w:t>
+      <w:t>2025-11-02</w:t>
       <w:br/>
       <w:br/>
     </w:r>

--- a/tillsyn/A 41372-2025 tillsynsbegäran.docx
+++ b/tillsyn/A 41372-2025 tillsynsbegäran.docx
@@ -990,7 +990,7 @@
     <w:r>
       <w:tab/>
       <w:tab/>
-      <w:t>2025-11-02</w:t>
+      <w:t>2025-11-03</w:t>
       <w:br/>
       <w:br/>
     </w:r>

--- a/tillsyn/A 41372-2025 tillsynsbegäran.docx
+++ b/tillsyn/A 41372-2025 tillsynsbegäran.docx
@@ -990,7 +990,7 @@
     <w:r>
       <w:tab/>
       <w:tab/>
-      <w:t>2025-11-03</w:t>
+      <w:t>2025-11-04</w:t>
       <w:br/>
       <w:br/>
     </w:r>

--- a/tillsyn/A 41372-2025 tillsynsbegäran.docx
+++ b/tillsyn/A 41372-2025 tillsynsbegäran.docx
@@ -990,7 +990,7 @@
     <w:r>
       <w:tab/>
       <w:tab/>
-      <w:t>2025-11-04</w:t>
+      <w:t>2025-11-05</w:t>
       <w:br/>
       <w:br/>
     </w:r>

--- a/tillsyn/A 41372-2025 tillsynsbegäran.docx
+++ b/tillsyn/A 41372-2025 tillsynsbegäran.docx
@@ -990,7 +990,7 @@
     <w:r>
       <w:tab/>
       <w:tab/>
-      <w:t>2025-11-05</w:t>
+      <w:t>2025-11-06</w:t>
       <w:br/>
       <w:br/>
     </w:r>

--- a/tillsyn/A 41372-2025 tillsynsbegäran.docx
+++ b/tillsyn/A 41372-2025 tillsynsbegäran.docx
@@ -990,7 +990,7 @@
     <w:r>
       <w:tab/>
       <w:tab/>
-      <w:t>2025-11-06</w:t>
+      <w:t>2025-11-07</w:t>
       <w:br/>
       <w:br/>
     </w:r>

--- a/tillsyn/A 41372-2025 tillsynsbegäran.docx
+++ b/tillsyn/A 41372-2025 tillsynsbegäran.docx
@@ -990,7 +990,7 @@
     <w:r>
       <w:tab/>
       <w:tab/>
-      <w:t>2025-11-07</w:t>
+      <w:t>2025-11-08</w:t>
       <w:br/>
       <w:br/>
     </w:r>

--- a/tillsyn/A 41372-2025 tillsynsbegäran.docx
+++ b/tillsyn/A 41372-2025 tillsynsbegäran.docx
@@ -35,7 +35,7 @@
     </w:p>
     <w:p>
       <w:r>
-        <w:t>I avverkningsanmälan har följande 8 naturvårdsarter hittats: knärot (VU, §8), garnlav (NT), lunglav (NT), rosenticka (NT), skrovellav (NT), tretåig hackspett (NT, §4), dropptaggsvamp (S) och lavskrika (§4). Av dessa är 6 rödlistade. För rödlistade arter har rödlistekategorin angivits inom parentes. Arter som är signalarter enligt Skogsstyrelsen har markerats med (S). För fridlysta arter anges även paragrafen i Artskyddsförordningen som arten är fridlyst enligt.</w:t>
+        <w:t>I avverkningsanmälan har följande 18 naturvårdsarter hittats: knärot (VU, §8), rynkskinn (VU), garnlav (NT), kolflarnlav (NT), lunglav (NT), rosenticka (NT), skrovellav (NT), spillkråka (NT, §4), talltita (NT, §4), tretåig hackspett (NT, §4), ullticka (NT), dropptaggsvamp (S), norrlandslav (S), stuplav (S), vedticka (S), kungsfågel (§4), lavskrika (§4) och revlummer (§9). Av dessa är 11 rödlistade. För rödlistade arter har rödlistekategorin angivits inom parentes. Arter som är signalarter enligt Skogsstyrelsen har markerats med (S). För fridlysta arter anges även paragrafen i Artskyddsförordningen som arten är fridlyst enligt.</w:t>
       </w:r>
     </w:p>
     <w:p>
@@ -106,6 +106,17 @@
         <w:rPr>
           <w:b/>
         </w:rPr>
+        <w:t>Kolflarnlav (NT)</w:t>
+      </w:r>
+      <w:r>
+        <w:t xml:space="preserve"> är brandberoende och växer nästan uteslutande på kolad hård kärnved av tall. Etableringen verkar ske först 100–300 år efter brand och nytt substrat nybildas i mycket begränsad omfattning. Avverkning av tallskog av naturskogskaraktär med spår av återkommande bränder är ett hot och mängden lämplig ved att växa på för arten minskar dels på grund av naturlig nedbrytning men framförallt på grund av att det förstörs i samband med slutavverkningar, gallringar och markberedning. Såväl kolflarnlav som mörk kolflarnlav har glänsande bålfjäll och förekommer främst i tall- och blandbarrskogar av naturskogskaraktär med spår av återkommande bränder. Skogar som dessa hyser höga biologiska värden och bör skyddas (SLU Artdatabanken, 2024).</w:t>
+      </w:r>
+    </w:p>
+    <w:p>
+      <w:r>
+        <w:rPr>
+          <w:b/>
+        </w:rPr>
         <w:t>Lunglav (NT)</w:t>
       </w:r>
       <w:r>
@@ -146,6 +157,17 @@
         <w:rPr>
           <w:b/>
         </w:rPr>
+        <w:t>Rynkskinn (VU)</w:t>
+      </w:r>
+      <w:r>
+        <w:t>, rödlistad som sårbar, är en vednedbrytare som växer på grova granlågor och ingår i en karaktäristisk association av vedsvampar knutna till urskogsartade barrskogar. Den har klassificerats som en “urskogsindikator” och är placerad i toppen av Skogsstyrelsens värdepyramid för bedömning av skog med höga naturvärden. Allt tyder på att rynkskinn är mycket känslig för skogliga ingrepp (Nitare &amp; Skogsstyrelsen, 2019; SLU Artdatabanken, 2024).</w:t>
+      </w:r>
+    </w:p>
+    <w:p>
+      <w:r>
+        <w:rPr>
+          <w:b/>
+        </w:rPr>
         <w:t>Skrovellav (NT)</w:t>
       </w:r>
       <w:r>
@@ -159,6 +181,55 @@
       </w:r>
       <w:r>
         <w:t xml:space="preserve"> (EN) (SLU Artdatabanken, 2024; Nitare &amp; Skogsstyrelsen, 2019).</w:t>
+      </w:r>
+    </w:p>
+    <w:p>
+      <w:r>
+        <w:rPr>
+          <w:b/>
+        </w:rPr>
+        <w:t>Stuplav</w:t>
+      </w:r>
+      <w:r>
+        <w:t xml:space="preserve"> är en mycket bra signalart i hela sitt utbredningsområde och förekommer nästan enbart i skogsmiljöer med höga naturvärden. Den indikerar långvarig förekomst av gamla lövträd och miljöer med konstant hög luftfuktighet. I skogar med suboceaniskt klimat finns det en mycket sällsynt parasit, njurlavsknapp </w:t>
+      </w:r>
+      <w:r>
+        <w:rPr>
+          <w:i/>
+        </w:rPr>
+        <w:t>Pletocarpon nephromeum</w:t>
+      </w:r>
+      <w:r>
+        <w:t xml:space="preserve"> (EN), som växer på stuplav (SLU Artdatabanken, 2024; Nitare &amp; Skogsstyrelsen, 2019).</w:t>
+      </w:r>
+    </w:p>
+    <w:p>
+      <w:r>
+        <w:rPr>
+          <w:b/>
+        </w:rPr>
+        <w:t>Ullticka (NT)</w:t>
+      </w:r>
+      <w:r>
+        <w:t xml:space="preserve"> är knuten till restbestånd av barrnaturskog och förekommer med ett tydligt optimum i orörda eller måttligt påverkade gamla granskogar där det föreligger viss kontinuitet av grov död ved. Ullticka är en bra signalart inom hela sitt utbredningsområde och i södra Sverige är den sällsynt och en god signalart för skyddsvärda granskogsmiljöer. Den hotas av avverkning och fragmentering av naturskog och äldre granskog med lång trädkontinuitet. På ullticka kan ibland ulltickeporing (VU) påträffas - det är en sällsynt ticka som nyligen delats upp i tre olika arter: </w:t>
+      </w:r>
+      <w:r>
+        <w:rPr>
+          <w:i/>
+        </w:rPr>
+        <w:t xml:space="preserve">Skeletocutis brevispora </w:t>
+      </w:r>
+      <w:r>
+        <w:t>(ulltickeporing)</w:t>
+      </w:r>
+      <w:r>
+        <w:rPr>
+          <w:i/>
+        </w:rPr>
+        <w:t>, Skeletocutis delicata och Skeletocutis exilis</w:t>
+      </w:r>
+      <w:r>
+        <w:t>. De två sistnämnda arterna står för närvarande (2020) som ej bedömda i rödlistan (SLU Artdatabanken, 2024; Nitare &amp; Skogsstyrelsen, 2019; Miettinen &amp; Niemelä, 2018).</w:t>
       </w:r>
     </w:p>
     <w:p>
@@ -171,7 +242,7 @@
     </w:p>
     <w:p>
       <w:r>
-        <w:t>Följande fridlysta arter har sina livsmiljöer och växtplatser i den avverkningsanmälda skogen: knärot (VU, §8), tretåig hackspett (NT, §4) och lavskrika (§4).</w:t>
+        <w:t>Följande fridlysta arter har sina livsmiljöer och växtplatser i den avverkningsanmälda skogen: knärot (VU, §8), spillkråka (NT, §4), talltita (NT, §4), tretåig hackspett (NT, §4), kungsfågel (§4), lavskrika (§4) och revlummer (§9).</w:t>
       </w:r>
     </w:p>
     <w:p>
@@ -219,7 +290,7 @@
     </w:p>
     <w:p>
       <w:r>
-        <w:t>I det avverkningsanmälda området finns 5 fyndplatser för knärot registrerade på Artportalen. Figur 2 visar gränserna för buffertzoner på 50 m, som behöver lämnas kring fyndplatserna för att knärotslokalerna inte ska försvinna vid en avverkning. Av det avverkningsanmälda området överlappar 2.29 ha med buffertzonerna och får av detta skäl inte avverkas.</w:t>
+        <w:t>I det avverkningsanmälda området finns 33 fyndplatser för knärot registrerade på Artportalen. Figur 2 visar gränserna för buffertzoner på 50 m, som behöver lämnas kring fyndplatserna för att knärotslokalerna inte ska försvinna vid en avverkning. Av det avverkningsanmälda området överlappar 9.72 ha med buffertzonerna och får av detta skäl inte avverkas.</w:t>
       </w:r>
     </w:p>
     <w:p>
@@ -290,6 +361,28 @@
         <w:rPr>
           <w:b/>
         </w:rPr>
+        <w:t>Spillkråka (NT, §4)</w:t>
+      </w:r>
+      <w:r>
+        <w:t xml:space="preserve"> är rödlistad som nära hotad och ingår i bilaga 1 i EU:s fågeldirektiv. Den minskar i population på grund av minskad tillgång på lämpliga bo- och födoträd och minskad födotillgång. Spillkråkans minskningstakt har uppgått till 19 (24–10) % under de senaste 15 åren. Minskningstakten för den svenska populationen bedöms vara nära gränsvärdet för Sårbar (VU) (A2bc). Skogsbruk med korta omloppstider och täta, homogena ungskogar utgör det största hotet, (SLU Artdatabanken, 2023).</w:t>
+      </w:r>
+    </w:p>
+    <w:p>
+      <w:r>
+        <w:rPr>
+          <w:b/>
+        </w:rPr>
+        <w:t>Talltita (NT, §4)</w:t>
+      </w:r>
+      <w:r>
+        <w:t>, rödlistad som nära hotad och prioriterad art i Skogsvårdslagen har häckningsrevir i anmälan. Arten har minskat kraftigt de senaste 30 åren och minskningstakten innevarande 10-årsperiod beräknas till 20 (10–30) %. Talltitan är synnerligen trogen sitt cirka 15 hektar stora revir och är beroende av flerskiktade olikåldriga skogar för att kunna föda upp sina ungar. Talltitan försvinner om dess livsmiljö kalavverkas (Eggers &amp; Low (2014); Ekman (1979); Griesser et al (2007); Klein (2020); Siffczyk et al (2003); SLU Artdatabanken (2021).</w:t>
+      </w:r>
+    </w:p>
+    <w:p>
+      <w:r>
+        <w:rPr>
+          <w:b/>
+        </w:rPr>
         <w:t>Tretåig hackspett (NT, §4)</w:t>
       </w:r>
       <w:r>
@@ -697,6 +790,166 @@
       </w:r>
       <w:r>
         <w:t>https://www.slu.se/artdatabanken/arter-och-natur/artiklar/over-20-nya-lavparasiter-for-sverige/</w:t>
+      </w:r>
+    </w:p>
+    <w:p>
+      <w:pPr>
+        <w:pStyle w:val="Heading1"/>
+      </w:pPr>
+      <w:r>
+        <w:t>Spillkråka – ekologi samt krav på livsmiljön</w:t>
+      </w:r>
+    </w:p>
+    <w:p>
+      <w:r>
+        <w:t>Spillkråka (NT) är rödlistad som nära hotad, fridlyst enligt §4 Artskyddsförordningen och ingår i bilaga 1 i EU:s fågeldirektiv. Spillkråka lever i både barr- och blandskog liksom i ren lövskog. De tätaste populationerna tenderar att finnas i äldre, variationsrik blandskog med gott om död ved och gamla träd.</w:t>
+      </w:r>
+    </w:p>
+    <w:p>
+      <w:r>
+        <w:t>Varje par utnyttjar 400–1000 hektar skog beroende på skogens kvalitet. En minskning av populationen pågår på grund av minskad tillgång på lämpliga bo- och födoträd och minskad födotillgång. Spillkråkans minskningstakt har uppgått till 19 (24–10) % under de senaste 15 åren. Minskningstakten för den svenska populationen bedöms vara nära gränsvärdet för Sårbar (VU) (A2bc). Skogsbruk med korta omloppstider och täta, homogena ungskogar utgör det största hotet (Artdatabanken 2023).</w:t>
+      </w:r>
+    </w:p>
+    <w:p>
+      <w:pPr>
+        <w:pStyle w:val="Heading2"/>
+      </w:pPr>
+      <w:r>
+        <w:t>Referenser – spillkråka</w:t>
+      </w:r>
+    </w:p>
+    <w:p>
+      <w:r>
+        <w:t xml:space="preserve">SLU Artdatabanken, 2021. </w:t>
+      </w:r>
+      <w:r>
+        <w:rPr>
+          <w:i/>
+        </w:rPr>
+        <w:t xml:space="preserve">Artfaktablad. Naturvård – artfakta. </w:t>
+      </w:r>
+      <w:r>
+        <w:t>SLU Artdatabanken, Uppsala</w:t>
+      </w:r>
+    </w:p>
+    <w:p>
+      <w:pPr>
+        <w:pStyle w:val="Heading1"/>
+      </w:pPr>
+      <w:r>
+        <w:t>Talltita – ekologi samt krav på livsmiljön</w:t>
+      </w:r>
+    </w:p>
+    <w:p>
+      <w:r>
+        <w:t>Talltita är rödlistad som NT, fridlyst och prioriterad art i Skogsvårdslagen. Den omfattas av EU:s fågeldirektiv. Arten har minskat kraftigt de senaste 30 åren och minskningstakten innevarande 10-årsperiod beräknas till 20 (10–30) % (SLU Artdatabanken, 2022).</w:t>
+      </w:r>
+    </w:p>
+    <w:p>
+      <w:r>
+        <w:t>Talltita föredrar större sammanhängande barrskogar, och finns såväl i tallskog som granskog och i lövblandad barrskog. Skogens struktur är viktig och ska helst vara flerskiktad med riklig underväxt av mindre granar, björk och andra lövträd och buskar. Tillgång på murknande högstubbar är särskilt viktig, eftersom talltitan helst själv hackar ut sitt bohål (SLU Artdatabanken, 2022).</w:t>
+      </w:r>
+    </w:p>
+    <w:p>
+      <w:r>
+        <w:t>Det finns flera studier som visar att talltita är känslig för gallring och inte överlever när dess livsmiljö kalavverkas (Eggers and Low, 2014; Griesser et al., 2007; Klein, 2020). Talltitans revir är förhållandevis stora, 10–20 hektar och arten missgynnas när skogen fragmenteras. Kalavverkning av större delar av reviret innebär att det överges (Artdatabanken, 2021).</w:t>
+      </w:r>
+    </w:p>
+    <w:p>
+      <w:r>
+        <w:t>Talltitan är synnerligen trogen sitt revir så länge paret lever och biotopen förblir intakt. Paret stannar i sitt revir året om. En förlust av ett revir har därför en stor inverkan på den lokala populationen och trakthyggesbruket anses vara orsak till den svenska populationens kraftiga minskning. Talltiteparets revirtrohet innebär att närhelst under året man observerar en adult talltita så ingår denna plats i reviret (Siffczyk et al., 2003; Ekman, 1979).</w:t>
+      </w:r>
+    </w:p>
+    <w:p>
+      <w:pPr>
+        <w:pStyle w:val="Heading2"/>
+      </w:pPr>
+      <w:r>
+        <w:t>Referenser – talltita</w:t>
+      </w:r>
+    </w:p>
+    <w:p>
+      <w:r>
+        <w:t xml:space="preserve">Eggers, S., Low, M., 2014. </w:t>
+      </w:r>
+      <w:r>
+        <w:rPr>
+          <w:i/>
+        </w:rPr>
+        <w:t xml:space="preserve">Differential demographic responses of sympatric Parids to vegetation management in boreal forest. </w:t>
+      </w:r>
+      <w:r>
+        <w:t>For. Ecol. Manage. 319, 169–175.</w:t>
+      </w:r>
+    </w:p>
+    <w:p>
+      <w:r>
+        <w:t xml:space="preserve">Ekman, J., 1979. </w:t>
+      </w:r>
+      <w:r>
+        <w:rPr>
+          <w:i/>
+        </w:rPr>
+        <w:t xml:space="preserve">Coherence, composition and territories of winter social groups of the Willow Tit Parus montanus and the Crested Tit P. cristatus. </w:t>
+      </w:r>
+      <w:r>
+        <w:t>Ornis Scandinavica, 10, pp 56–68</w:t>
+      </w:r>
+    </w:p>
+    <w:p>
+      <w:r>
+        <w:t xml:space="preserve">Griesser, M., Nystrand, M., Eggers, S., Ekman, J., 2007. </w:t>
+      </w:r>
+      <w:r>
+        <w:rPr>
+          <w:i/>
+        </w:rPr>
+        <w:t xml:space="preserve">Impact of forestry practices on fitness correlates and population productivity in an open-nesting bird species. </w:t>
+      </w:r>
+      <w:r>
+        <w:t>Conserv. Biol. 21, 767–774. https://doi.org/10.1111/j.1523- 1739.2007.00675.x</w:t>
+      </w:r>
+    </w:p>
+    <w:p>
+      <w:r>
+        <w:t xml:space="preserve">Klein, J., 2020. </w:t>
+      </w:r>
+      <w:r>
+        <w:rPr>
+          <w:i/>
+        </w:rPr>
+        <w:t xml:space="preserve">The forgotten forest – On thinning, retention, and biodiversity in the boreal forest. </w:t>
+      </w:r>
+      <w:r>
+        <w:t>Doctoral Thesis No. 2020:50</w:t>
+      </w:r>
+    </w:p>
+    <w:p>
+      <w:r>
+        <w:t xml:space="preserve">Siffczyk, C., Brotons, L., Kangas, K., Orell, M., 2003. </w:t>
+      </w:r>
+      <w:r>
+        <w:rPr>
+          <w:i/>
+        </w:rPr>
+        <w:t xml:space="preserve">Home range size of willow tits. </w:t>
+      </w:r>
+      <w:r>
+        <w:t>Oecologica, 136, 635–642 (2003)</w:t>
+      </w:r>
+    </w:p>
+    <w:p>
+      <w:r>
+        <w:t xml:space="preserve">SLU Artdatabanken, 2021. </w:t>
+      </w:r>
+      <w:r>
+        <w:rPr>
+          <w:i/>
+        </w:rPr>
+        <w:t xml:space="preserve">Artfaktablad. Naturvård – artfakta. </w:t>
+      </w:r>
+      <w:r>
+        <w:t>SLU Artdatabanken, Uppsala</w:t>
       </w:r>
     </w:p>
     <w:p>
@@ -990,7 +1243,7 @@
     <w:r>
       <w:tab/>
       <w:tab/>
-      <w:t>2025-11-08</w:t>
+      <w:t>2025-11-09</w:t>
       <w:br/>
       <w:br/>
     </w:r>

--- a/tillsyn/A 41372-2025 tillsynsbegäran.docx
+++ b/tillsyn/A 41372-2025 tillsynsbegäran.docx
@@ -1243,7 +1243,7 @@
     <w:r>
       <w:tab/>
       <w:tab/>
-      <w:t>2025-11-09</w:t>
+      <w:t>2025-11-10</w:t>
       <w:br/>
       <w:br/>
     </w:r>

--- a/tillsyn/A 41372-2025 tillsynsbegäran.docx
+++ b/tillsyn/A 41372-2025 tillsynsbegäran.docx
@@ -1243,7 +1243,7 @@
     <w:r>
       <w:tab/>
       <w:tab/>
-      <w:t>2025-11-10</w:t>
+      <w:t>2025-11-11</w:t>
       <w:br/>
       <w:br/>
     </w:r>

--- a/tillsyn/A 41372-2025 tillsynsbegäran.docx
+++ b/tillsyn/A 41372-2025 tillsynsbegäran.docx
@@ -35,7 +35,7 @@
     </w:p>
     <w:p>
       <w:r>
-        <w:t>I avverkningsanmälan har följande 18 naturvårdsarter hittats: knärot (VU, §8), rynkskinn (VU), garnlav (NT), kolflarnlav (NT), lunglav (NT), rosenticka (NT), skrovellav (NT), spillkråka (NT, §4), talltita (NT, §4), tretåig hackspett (NT, §4), ullticka (NT), dropptaggsvamp (S), norrlandslav (S), stuplav (S), vedticka (S), kungsfågel (§4), lavskrika (§4) och revlummer (§9). Av dessa är 11 rödlistade. För rödlistade arter har rödlistekategorin angivits inom parentes. Arter som är signalarter enligt Skogsstyrelsen har markerats med (S). För fridlysta arter anges även paragrafen i Artskyddsförordningen som arten är fridlyst enligt.</w:t>
+        <w:t>I avverkningsanmälan har följande 19 naturvårdsarter hittats: knärot (VU, §8), rynkskinn (VU), garnlav (NT), kolflarnlav (NT), kådvaxskinn (NT), lunglav (NT), rosenticka (NT), skrovellav (NT), spillkråka (NT, §4), talltita (NT, §4), tretåig hackspett (NT, §4), ullticka (NT), dropptaggsvamp (S), norrlandslav (S), stuplav (S), vedticka (S), kungsfågel (§4), lavskrika (§4) och revlummer (§9). Av dessa är 12 rödlistade. För rödlistade arter har rödlistekategorin angivits inom parentes. Arter som är signalarter enligt Skogsstyrelsen har markerats med (S). För fridlysta arter anges även paragrafen i Artskyddsförordningen som arten är fridlyst enligt.</w:t>
       </w:r>
     </w:p>
     <w:p>
@@ -117,6 +117,17 @@
         <w:rPr>
           <w:b/>
         </w:rPr>
+        <w:t>Kådvaxskinn (NT)</w:t>
+      </w:r>
+      <w:r>
+        <w:t xml:space="preserve"> är en nedbrytare på grova lågor av tall eller gran i det förmultningsstadium då barken fallit av. Arten tillhör den boreala blåbärsbarrskogens vedsvampssamhälle och hittas främst i naturskogsartad eller plockhuggen skog med mycket död ved. Arten hotas av avverkning av äldre barrskog. Den typ av vedkvalité som arten fordrar nyskapas i alltför liten omfattning i produktionsskog (SLU Artdatabanken, 2024).</w:t>
+      </w:r>
+    </w:p>
+    <w:p>
+      <w:r>
+        <w:rPr>
+          <w:b/>
+        </w:rPr>
         <w:t>Lunglav (NT)</w:t>
       </w:r>
       <w:r>
@@ -1243,7 +1254,7 @@
     <w:r>
       <w:tab/>
       <w:tab/>
-      <w:t>2025-11-11</w:t>
+      <w:t>2025-11-12</w:t>
       <w:br/>
       <w:br/>
     </w:r>

--- a/tillsyn/A 41372-2025 tillsynsbegäran.docx
+++ b/tillsyn/A 41372-2025 tillsynsbegäran.docx
@@ -1254,7 +1254,7 @@
     <w:r>
       <w:tab/>
       <w:tab/>
-      <w:t>2025-11-12</w:t>
+      <w:t>2025-11-13</w:t>
       <w:br/>
       <w:br/>
     </w:r>

--- a/tillsyn/A 41372-2025 tillsynsbegäran.docx
+++ b/tillsyn/A 41372-2025 tillsynsbegäran.docx
@@ -1254,7 +1254,7 @@
     <w:r>
       <w:tab/>
       <w:tab/>
-      <w:t>2025-11-13</w:t>
+      <w:t>2025-11-14</w:t>
       <w:br/>
       <w:br/>
     </w:r>

--- a/tillsyn/A 41372-2025 tillsynsbegäran.docx
+++ b/tillsyn/A 41372-2025 tillsynsbegäran.docx
@@ -1254,7 +1254,7 @@
     <w:r>
       <w:tab/>
       <w:tab/>
-      <w:t>2025-11-14</w:t>
+      <w:t>2025-11-15</w:t>
       <w:br/>
       <w:br/>
     </w:r>

--- a/tillsyn/A 41372-2025 tillsynsbegäran.docx
+++ b/tillsyn/A 41372-2025 tillsynsbegäran.docx
@@ -1254,7 +1254,7 @@
     <w:r>
       <w:tab/>
       <w:tab/>
-      <w:t>2025-11-15</w:t>
+      <w:t>2025-11-20</w:t>
       <w:br/>
       <w:br/>
     </w:r>

--- a/tillsyn/A 41372-2025 tillsynsbegäran.docx
+++ b/tillsyn/A 41372-2025 tillsynsbegäran.docx
@@ -1254,7 +1254,7 @@
     <w:r>
       <w:tab/>
       <w:tab/>
-      <w:t>2025-11-20</w:t>
+      <w:t>2025-11-21</w:t>
       <w:br/>
       <w:br/>
     </w:r>

--- a/tillsyn/A 41372-2025 tillsynsbegäran.docx
+++ b/tillsyn/A 41372-2025 tillsynsbegäran.docx
@@ -1254,7 +1254,7 @@
     <w:r>
       <w:tab/>
       <w:tab/>
-      <w:t>2025-11-21</w:t>
+      <w:t>2025-11-22</w:t>
       <w:br/>
       <w:br/>
     </w:r>

--- a/tillsyn/A 41372-2025 tillsynsbegäran.docx
+++ b/tillsyn/A 41372-2025 tillsynsbegäran.docx
@@ -1254,7 +1254,7 @@
     <w:r>
       <w:tab/>
       <w:tab/>
-      <w:t>2025-11-22</w:t>
+      <w:t>2025-11-23</w:t>
       <w:br/>
       <w:br/>
     </w:r>

--- a/tillsyn/A 41372-2025 tillsynsbegäran.docx
+++ b/tillsyn/A 41372-2025 tillsynsbegäran.docx
@@ -1254,7 +1254,7 @@
     <w:r>
       <w:tab/>
       <w:tab/>
-      <w:t>2025-11-23</w:t>
+      <w:t>2025-11-24</w:t>
       <w:br/>
       <w:br/>
     </w:r>

--- a/tillsyn/A 41372-2025 tillsynsbegäran.docx
+++ b/tillsyn/A 41372-2025 tillsynsbegäran.docx
@@ -1254,7 +1254,7 @@
     <w:r>
       <w:tab/>
       <w:tab/>
-      <w:t>2025-11-24</w:t>
+      <w:t>2025-11-25</w:t>
       <w:br/>
       <w:br/>
     </w:r>

--- a/tillsyn/A 41372-2025 tillsynsbegäran.docx
+++ b/tillsyn/A 41372-2025 tillsynsbegäran.docx
@@ -1254,7 +1254,7 @@
     <w:r>
       <w:tab/>
       <w:tab/>
-      <w:t>2025-11-25</w:t>
+      <w:t>2025-11-26</w:t>
       <w:br/>
       <w:br/>
     </w:r>

--- a/tillsyn/A 41372-2025 tillsynsbegäran.docx
+++ b/tillsyn/A 41372-2025 tillsynsbegäran.docx
@@ -1254,7 +1254,7 @@
     <w:r>
       <w:tab/>
       <w:tab/>
-      <w:t>2025-11-26</w:t>
+      <w:t>2025-11-27</w:t>
       <w:br/>
       <w:br/>
     </w:r>

--- a/tillsyn/A 41372-2025 tillsynsbegäran.docx
+++ b/tillsyn/A 41372-2025 tillsynsbegäran.docx
@@ -1254,7 +1254,7 @@
     <w:r>
       <w:tab/>
       <w:tab/>
-      <w:t>2025-11-27</w:t>
+      <w:t>2025-11-28</w:t>
       <w:br/>
       <w:br/>
     </w:r>

--- a/tillsyn/A 41372-2025 tillsynsbegäran.docx
+++ b/tillsyn/A 41372-2025 tillsynsbegäran.docx
@@ -1254,7 +1254,7 @@
     <w:r>
       <w:tab/>
       <w:tab/>
-      <w:t>2025-11-28</w:t>
+      <w:t>2025-11-29</w:t>
       <w:br/>
       <w:br/>
     </w:r>

--- a/tillsyn/A 41372-2025 tillsynsbegäran.docx
+++ b/tillsyn/A 41372-2025 tillsynsbegäran.docx
@@ -1254,7 +1254,7 @@
     <w:r>
       <w:tab/>
       <w:tab/>
-      <w:t>2025-11-29</w:t>
+      <w:t>2025-11-30</w:t>
       <w:br/>
       <w:br/>
     </w:r>

--- a/tillsyn/A 41372-2025 tillsynsbegäran.docx
+++ b/tillsyn/A 41372-2025 tillsynsbegäran.docx
@@ -1254,7 +1254,7 @@
     <w:r>
       <w:tab/>
       <w:tab/>
-      <w:t>2025-11-30</w:t>
+      <w:t>2025-12-01</w:t>
       <w:br/>
       <w:br/>
     </w:r>

--- a/tillsyn/A 41372-2025 tillsynsbegäran.docx
+++ b/tillsyn/A 41372-2025 tillsynsbegäran.docx
@@ -1254,7 +1254,7 @@
     <w:r>
       <w:tab/>
       <w:tab/>
-      <w:t>2025-12-01</w:t>
+      <w:t>2025-12-02</w:t>
       <w:br/>
       <w:br/>
     </w:r>

--- a/tillsyn/A 41372-2025 tillsynsbegäran.docx
+++ b/tillsyn/A 41372-2025 tillsynsbegäran.docx
@@ -1254,7 +1254,7 @@
     <w:r>
       <w:tab/>
       <w:tab/>
-      <w:t>2025-12-02</w:t>
+      <w:t>2025-12-03</w:t>
       <w:br/>
       <w:br/>
     </w:r>

--- a/tillsyn/A 41372-2025 tillsynsbegäran.docx
+++ b/tillsyn/A 41372-2025 tillsynsbegäran.docx
@@ -1254,7 +1254,7 @@
     <w:r>
       <w:tab/>
       <w:tab/>
-      <w:t>2025-12-03</w:t>
+      <w:t>2025-12-04</w:t>
       <w:br/>
       <w:br/>
     </w:r>

--- a/tillsyn/A 41372-2025 tillsynsbegäran.docx
+++ b/tillsyn/A 41372-2025 tillsynsbegäran.docx
@@ -1254,7 +1254,7 @@
     <w:r>
       <w:tab/>
       <w:tab/>
-      <w:t>2025-12-04</w:t>
+      <w:t>2025-12-05</w:t>
       <w:br/>
       <w:br/>
     </w:r>

--- a/tillsyn/A 41372-2025 tillsynsbegäran.docx
+++ b/tillsyn/A 41372-2025 tillsynsbegäran.docx
@@ -1254,7 +1254,7 @@
     <w:r>
       <w:tab/>
       <w:tab/>
-      <w:t>2025-12-05</w:t>
+      <w:t>2025-12-06</w:t>
       <w:br/>
       <w:br/>
     </w:r>

--- a/tillsyn/A 41372-2025 tillsynsbegäran.docx
+++ b/tillsyn/A 41372-2025 tillsynsbegäran.docx
@@ -1254,7 +1254,7 @@
     <w:r>
       <w:tab/>
       <w:tab/>
-      <w:t>2025-12-06</w:t>
+      <w:t>2025-12-07</w:t>
       <w:br/>
       <w:br/>
     </w:r>

--- a/tillsyn/A 41372-2025 tillsynsbegäran.docx
+++ b/tillsyn/A 41372-2025 tillsynsbegäran.docx
@@ -1254,7 +1254,7 @@
     <w:r>
       <w:tab/>
       <w:tab/>
-      <w:t>2025-12-07</w:t>
+      <w:t>2025-12-08</w:t>
       <w:br/>
       <w:br/>
     </w:r>

--- a/tillsyn/A 41372-2025 tillsynsbegäran.docx
+++ b/tillsyn/A 41372-2025 tillsynsbegäran.docx
@@ -1254,7 +1254,7 @@
     <w:r>
       <w:tab/>
       <w:tab/>
-      <w:t>2025-12-08</w:t>
+      <w:t>2025-12-09</w:t>
       <w:br/>
       <w:br/>
     </w:r>

--- a/tillsyn/A 41372-2025 tillsynsbegäran.docx
+++ b/tillsyn/A 41372-2025 tillsynsbegäran.docx
@@ -1254,7 +1254,7 @@
     <w:r>
       <w:tab/>
       <w:tab/>
-      <w:t>2025-12-09</w:t>
+      <w:t>2025-12-10</w:t>
       <w:br/>
       <w:br/>
     </w:r>

--- a/tillsyn/A 41372-2025 tillsynsbegäran.docx
+++ b/tillsyn/A 41372-2025 tillsynsbegäran.docx
@@ -1254,7 +1254,7 @@
     <w:r>
       <w:tab/>
       <w:tab/>
-      <w:t>2025-12-10</w:t>
+      <w:t>2025-12-11</w:t>
       <w:br/>
       <w:br/>
     </w:r>

--- a/tillsyn/A 41372-2025 tillsynsbegäran.docx
+++ b/tillsyn/A 41372-2025 tillsynsbegäran.docx
@@ -1254,7 +1254,7 @@
     <w:r>
       <w:tab/>
       <w:tab/>
-      <w:t>2025-12-11</w:t>
+      <w:t>2025-12-12</w:t>
       <w:br/>
       <w:br/>
     </w:r>

--- a/tillsyn/A 41372-2025 tillsynsbegäran.docx
+++ b/tillsyn/A 41372-2025 tillsynsbegäran.docx
@@ -1254,7 +1254,7 @@
     <w:r>
       <w:tab/>
       <w:tab/>
-      <w:t>2025-12-12</w:t>
+      <w:t>2025-12-13</w:t>
       <w:br/>
       <w:br/>
     </w:r>
